--- a/templates/trust-estate-governance.docx
+++ b/templates/trust-estate-governance.docx
@@ -13,6 +13,11 @@
 TRUST & ESTATE STRUCTURE GOVERNANCE
 
 This policy outlines trustee responsibilities and beneficiary rights for the {familyName} family trust structures.
+
+RESPONSIBLE PARTIES:
+Primary Authority: {householdHead}
+Designated Trustees: {trustees}
+Beneficiaries: {beneficiaries}
 
 IDENTIFIED GAPS TO ADDRESS:
 {#gaps}• {description} - {severity} Priority
@@ -30,7 +35,9 @@
 
 TRUST GOVERNANCE FRAMEWORK:
 1. Trustee duties, powers, and accountability measures
+   Trustees: {trustees}
 2. Beneficiary rights and communication requirements
+   Beneficiaries: {beneficiaries}
 3. Distribution decision criteria and procedures
 4. Trust review schedule and performance evaluation</w:t>
       </w:r>
